--- a/templates/anaplirotes/parallili_stirixi/apofasi/kanoniki.docx
+++ b/templates/anaplirotes/parallili_stirixi/apofasi/kanoniki.docx
@@ -1958,7 +1958,7 @@
           <w:szCs w:val="22"/>
           <w:lang w:val="el-GR"/>
         </w:rPr>
-        <w:t xml:space="preserve">{{ imerominia_aitisis }} αίτηση {{ tou_tis }} κ. {{ onomateponymo }}, {{ anaplirotis_gen }} εκπαιδευτικού ΕΣΠΑ, του κλάδου {{ klados }}-{{ klados_perigrafi }}, του {{ sxoleio_gen }}, για χορήγηση {{ imeres_plithos }}</w:t>
+        <w:t xml:space="preserve">{{ imerominia_aitisis }} αίτηση {{ tou_tis }} κ. {{ onomateponymo_gen }}, {{ anaplirotis_gen }} εκπαιδευτικού ΕΣΠΑ, του κλάδου {{ klados }}-{{ klados_perigrafi }}, του {{ sxoleio_gen }}, για χορήγηση {{ imeres_plithos }}</w:t>
       </w:r>
       <w:r>
         <w:rPr>
@@ -2307,7 +2307,7 @@
           <w:szCs w:val="18"/>
           <w:u w:val="none"/>
         </w:rPr>
-        <w:t xml:space="preserve">Χορηγούμε {{ ston_stin }} κ. {{ onomateponymo }}, {{ anaplirotis_ait }} εκπαιδευτικό, κλάδου {{ klados }}-{{ klados_perigrafi }}, κανονική άδεια απουσίας με αποδοχές {{ imeres_olografos }} ({{ imeres_arithmitika }}) {{ ergasimon }} {{ imeres_lexi }} από {{ imerominia_apo }} έως  και {{ imerominia_eos }}</w:t>
+        <w:t xml:space="preserve">Χορηγούμε {{ ston_stin }} κ. {{ onomateponymo_ait }}, {{ anaplirotis_ait }} εκπαιδευτικό, κλάδου {{ klados }}-{{ klados_perigrafi }}, κανονική άδεια απουσίας με αποδοχές {{ imeres_olografos }} ({{ imeres_arithmitika }}) {{ ergasimon }} {{ imeres_lexi }} από {{ imerominia_apo }} έως  και {{ imerominia_eos }}</w:t>
       </w:r>
       <w:r>
         <w:rPr>
